--- a/docs/08-cumplimiento/manuales-distribuibles/SecureSign - Manual de Instalacion y Uso.docx
+++ b/docs/08-cumplimiento/manuales-distribuibles/SecureSign - Manual de Instalacion y Uso.docx
@@ -53,7 +53,7 @@
           <w:sz w:val="18"/>
           <w:szCs w:val="18"/>
         </w:rPr>
-        <w:t xml:space="preserve">Versión del documento: alineada con SecureSign Firmador Local 1.0.0 · Actualizado 2026-09-29</w:t>
+        <w:t xml:space="preserve">Versión del documento: alineada con SecureSign Firmador Local 1.0.0 · Actualizado 2026-10-01</w:t>
       </w:r>
     </w:p>
     <w:p>
@@ -185,6 +185,19 @@
       </w:pPr>
       <w:r>
         <w:t xml:space="preserve">Un lector de tarjetas o token USB compatible con tu DNIe u otro certificado de firma, con su middleware PKCS#11 instalado.</w:t>
+      </w:r>
+    </w:p>
+    <w:p>
+      <w:pPr>
+        <w:pStyle w:val="ListParagraph"/>
+        <w:numPr>
+          <w:ilvl w:val="0"/>
+          <w:numId w:val="2"/>
+        </w:numPr>
+        <w:spacing w:after="80"/>
+      </w:pPr>
+      <w:r>
+        <w:t xml:space="preserve">Si tu certificado es un archivo (.pfx/.p12, el que te entrega tu Entidad de Certificación por descarga, sin tarjeta ni token) en vez de una tarjeta física, también funciona — ver sección 7, ¿puedo usar un certificado de archivo (.pfx) en vez de una tarjeta?</w:t>
       </w:r>
     </w:p>
     <w:p>
@@ -1103,6 +1116,21 @@
       </w:r>
       <w:r>
         <w:t xml:space="preserve">No. Se usa solo en el momento de la operación de firma y se descarta inmediatamente después, tanto si la firma tuvo éxito como si falló.</w:t>
+      </w:r>
+    </w:p>
+    <w:p>
+      <w:pPr>
+        <w:spacing w:after="160"/>
+      </w:pPr>
+      <w:r>
+        <w:rPr>
+          <w:b/>
+          <w:bCs/>
+        </w:rPr>
+        <w:t xml:space="preserve">¿Puedo usar un certificado de archivo (.pfx) en vez de una tarjeta? </w:t>
+      </w:r>
+      <w:r>
+        <w:t xml:space="preserve">Sí. Si tu Entidad de Certificación te entregó el certificado como un archivo descargable con contraseña (en vez de una tarjeta o token USB), tu administrador configura la variable de entorno SECURESIGN_PFX_PATH con la ruta a ese archivo antes de abrir el Firmador Local — aparecerá en la lista de certificados igual que uno de tarjeta, y usas la MISMA contraseña que le asignaste al descargarlo en el campo de PIN.</w:t>
       </w:r>
     </w:p>
     <w:p>
